--- a/shipping_policy.docx
+++ b/shipping_policy.docx
@@ -41,7 +41,7 @@
       <w:r>
         <w:t>For delivery enquiries contact:</w:t>
         <w:br/>
-        <w:t>davidr@ringotap.xyz</w:t>
+        <w:t>davidr@paywithringo.com</w:t>
         <w:br/>
       </w:r>
     </w:p>
